--- a/src/Parchment.Tests/NaughtyStringsTests.Markdown.verified.docx
+++ b/src/Parchment.Tests/NaughtyStringsTests.Markdown.verified.docx
@@ -5875,6 +5875,19 @@
       </w:pPr>
       <w:r>
         <w:t xml:space="preserve">'; EXEC sp_MSForEachTable 'DROP TABLE ?'; --</w:t>
+      </w:r>
+    </w:p>
+    <w:p>
+      <w:pPr>
+        <w:pStyle w:val="ListParagraph"/>
+        <w:numPr>
+          <w:ilvl w:val="0"/>
+          <w:numId w:val="1"/>
+        </w:numPr>
+        <w:contextualSpacing/>
+      </w:pPr>
+      <w:r>
+        <w:t xml:space="preserve"> </w:t>
       </w:r>
     </w:p>
     <w:p>

--- a/src/Parchment.Tests/NaughtyStringsTests.Markdown.verified.docx
+++ b/src/Parchment.Tests/NaughtyStringsTests.Markdown.verified.docx
@@ -5876,6 +5876,16 @@
       <w:r>
         <w:t xml:space="preserve">'; EXEC sp_MSForEachTable 'DROP TABLE ?'; --</w:t>
       </w:r>
+    </w:p>
+    <w:p>
+      <w:pPr>
+        <w:pStyle w:val="ListParagraph"/>
+        <w:numPr>
+          <w:ilvl w:val="0"/>
+          <w:numId w:val="1"/>
+        </w:numPr>
+        <w:contextualSpacing/>
+      </w:pPr>
     </w:p>
     <w:p>
       <w:pPr>

--- a/src/Parchment.Tests/NaughtyStringsTests.Markdown.verified.docx
+++ b/src/Parchment.Tests/NaughtyStringsTests.Markdown.verified.docx
@@ -5886,6 +5886,9 @@
         </w:numPr>
         <w:contextualSpacing/>
       </w:pPr>
+      <w:r>
+        <w:t xml:space="preserve"> </w:t>
+      </w:r>
     </w:p>
     <w:p>
       <w:pPr>

--- a/src/Parchment.Tests/NaughtyStringsTests.Markdown.verified.docx
+++ b/src/Parchment.Tests/NaughtyStringsTests.Markdown.verified.docx
@@ -1257,7 +1257,7 @@
         <w:contextualSpacing/>
       </w:pPr>
       <w:r>
-        <w:t xml:space="preserve">\t \u0085             ​\u2028\u2029</w:t>
+        <w:t xml:space="preserve">\t \u0085             ​\u2028\u2029  　</w:t>
       </w:r>
     </w:p>
     <w:p>
@@ -2871,7 +2871,7 @@
         <w:contextualSpacing/>
       </w:pPr>
       <w:r>
-        <w:t xml:space="preserve">onfocus=JaVaSCript:alert(9) autofocus</w:t>
+        <w:t xml:space="preserve"> onfocus=JaVaSCript:alert(9) autofocus</w:t>
       </w:r>
     </w:p>
     <w:p>
